--- a/pract-5-awdf-24cs047.docx
+++ b/pract-5-awdf-24cs047.docx
@@ -1913,22 +1913,8 @@
             <w:pPr>
               <w:jc w:val="left"/>
             </w:pPr>
-            <w:r/>
-            <w:r>
-              <w:rPr>
-                <w:rFonts w:ascii="Times New Roman" w:hAnsi="Times New Roman"/>
-                <w:b/>
-                <w:sz w:val="22"/>
-              </w:rPr>
-              <w:t xml:space="preserve">GitHub Link Repository Link: </w:t>
-            </w:r>
-            <w:r>
-              <w:rPr>
-                <w:rFonts w:ascii="Times New Roman" w:hAnsi="Times New Roman"/>
-                <w:b/>
-                <w:sz w:val="22"/>
-              </w:rPr>
-              <w:t>https://github.com/24CS047Manav/Awdf_Practica_5</w:t>
+            <w:r>
+              <w:t>GitHub Link Repository Link: https://github.com/24CS047Manav/Awdf_Practica_5</w:t>
             </w:r>
           </w:p>
         </w:tc>

--- a/pract-5-awdf-24cs047.docx
+++ b/pract-5-awdf-24cs047.docx
@@ -68,6 +68,7 @@
         </w:tblPrEx>
         <w:trPr>
           <w:trHeight w:val="285" w:hRule="atLeast"/>
+          <w:cantSplit/>
         </w:trPr>
         <w:tc>
           <w:tcPr>
@@ -88,6 +89,7 @@
           <w:p>
             <w:pPr>
               <w:spacing w:after="0" w:line="240" w:lineRule="auto"/>
+              <w:jc w:val="left"/>
               <w:rPr>
                 <w:rFonts w:ascii="Times New Roman" w:hAnsi="Times New Roman" w:eastAsia="Times New Roman" w:cs="Times New Roman"/>
                 <w:color w:val="000000"/>
@@ -125,6 +127,7 @@
           <w:p>
             <w:pPr>
               <w:spacing w:after="0" w:line="240" w:lineRule="auto"/>
+              <w:jc w:val="left"/>
               <w:rPr>
                 <w:rFonts w:hint="default" w:ascii="Times New Roman" w:hAnsi="Times New Roman" w:eastAsia="Times New Roman" w:cs="Times New Roman"/>
                 <w:b/>
@@ -172,6 +175,7 @@
           <w:p>
             <w:pPr>
               <w:spacing w:after="0" w:line="240" w:lineRule="auto"/>
+              <w:jc w:val="left"/>
               <w:rPr>
                 <w:rFonts w:ascii="Times New Roman" w:hAnsi="Times New Roman" w:eastAsia="Times New Roman" w:cs="Times New Roman"/>
                 <w:sz w:val="24"/>
@@ -208,6 +212,7 @@
           <w:p>
             <w:pPr>
               <w:spacing w:after="0" w:line="240" w:lineRule="auto"/>
+              <w:jc w:val="left"/>
               <w:rPr>
                 <w:rFonts w:hint="default" w:ascii="Times New Roman" w:hAnsi="Times New Roman" w:eastAsia="Times New Roman" w:cs="Times New Roman"/>
                 <w:b/>
@@ -248,6 +253,7 @@
         </w:tblPrEx>
         <w:trPr>
           <w:trHeight w:val="285" w:hRule="atLeast"/>
+          <w:cantSplit/>
         </w:trPr>
         <w:tc>
           <w:tcPr>
@@ -268,6 +274,7 @@
           <w:p>
             <w:pPr>
               <w:spacing w:after="0" w:line="240" w:lineRule="auto"/>
+              <w:jc w:val="left"/>
               <w:rPr>
                 <w:rFonts w:ascii="Times New Roman" w:hAnsi="Times New Roman" w:eastAsia="Times New Roman" w:cs="Times New Roman"/>
                 <w:sz w:val="24"/>
@@ -283,7 +290,7 @@
                 <w:sz w:val="24"/>
                 <w:szCs w:val="24"/>
               </w:rPr>
-              <w:t>Subject code &amp; Name :</w:t>
+              <w:t>Subject code &amp; Name :</w:t>
             </w:r>
           </w:p>
         </w:tc>
@@ -306,6 +313,7 @@
           <w:p>
             <w:pPr>
               <w:spacing w:after="0" w:line="240" w:lineRule="auto"/>
+              <w:jc w:val="left"/>
               <w:rPr>
                 <w:rFonts w:ascii="Times New Roman" w:hAnsi="Times New Roman" w:eastAsia="Times New Roman" w:cs="Times New Roman"/>
                 <w:b/>
@@ -315,7 +323,7 @@
             </w:pPr>
             <w:r>
               <w:rPr>
-                <w:rFonts w:ascii="Cambria" w:hAnsi="Cambria" w:eastAsia="Cambria" w:cs="Cambria"/>
+                <w:rFonts w:ascii="Times New Roman" w:hAnsi="Times New Roman" w:eastAsia="Cambria" w:cs="Cambria"/>
                 <w:b/>
                 <w:sz w:val="18"/>
                 <w:szCs w:val="18"/>
@@ -324,7 +332,7 @@
             </w:r>
             <w:r>
               <w:rPr>
-                <w:rFonts w:ascii="Cambria" w:hAnsi="Cambria" w:eastAsia="Cambria" w:cs="Cambria"/>
+                <w:rFonts w:ascii="Times New Roman" w:hAnsi="Times New Roman" w:eastAsia="Cambria" w:cs="Cambria"/>
                 <w:b/>
                 <w:color w:val="000000"/>
                 <w:sz w:val="18"/>
@@ -362,6 +370,7 @@
           <w:p>
             <w:pPr>
               <w:spacing w:after="0" w:line="240" w:lineRule="auto"/>
+              <w:jc w:val="left"/>
               <w:rPr>
                 <w:rFonts w:ascii="Times New Roman" w:hAnsi="Times New Roman" w:eastAsia="Times New Roman" w:cs="Times New Roman"/>
                 <w:sz w:val="24"/>
@@ -396,7 +405,7 @@
           </w:tcPr>
           <w:p>
             <w:pPr>
-              <w:jc w:val="center"/>
+              <w:jc w:val="left"/>
             </w:pPr>
             <w:r>
               <w:rPr>
@@ -426,6 +435,7 @@
           <w:p>
             <w:pPr>
               <w:spacing w:after="0" w:line="240" w:lineRule="auto"/>
+              <w:jc w:val="left"/>
               <w:rPr>
                 <w:rFonts w:ascii="Times New Roman" w:hAnsi="Times New Roman" w:eastAsia="Times New Roman" w:cs="Times New Roman"/>
                 <w:sz w:val="24"/>
@@ -462,6 +472,7 @@
           <w:p>
             <w:pPr>
               <w:spacing w:after="0" w:line="240" w:lineRule="auto"/>
+              <w:jc w:val="left"/>
               <w:rPr>
                 <w:rFonts w:ascii="Times New Roman" w:hAnsi="Times New Roman" w:eastAsia="Times New Roman" w:cs="Times New Roman"/>
                 <w:sz w:val="24"/>
@@ -498,6 +509,7 @@
           <w:p>
             <w:pPr>
               <w:spacing w:after="0" w:line="240" w:lineRule="auto"/>
+              <w:jc w:val="left"/>
               <w:rPr>
                 <w:rFonts w:ascii="Times New Roman" w:hAnsi="Times New Roman" w:eastAsia="Times New Roman" w:cs="Times New Roman"/>
                 <w:b/>
@@ -575,6 +587,7 @@
         </w:tblPrEx>
         <w:trPr>
           <w:trHeight w:val="240" w:hRule="atLeast"/>
+          <w:cantSplit/>
         </w:trPr>
         <w:tc>
           <w:tcPr>
@@ -583,9 +596,16 @@
           </w:tcPr>
           <w:p>
             <w:pPr>
+              <w:spacing w:before="80" w:after="80"/>
               <w:jc w:val="center"/>
             </w:pPr>
-            <w:r/>
+            <w:r>
+              <w:rPr>
+                <w:rFonts w:ascii="Times New Roman" w:hAnsi="Times New Roman"/>
+                <w:b/>
+                <w:sz w:val="24"/>
+              </w:rPr>
+            </w:r>
             <w:r>
               <w:rPr>
                 <w:rFonts w:ascii="Times New Roman" w:hAnsi="Times New Roman"/>
@@ -616,6 +636,7 @@
         </w:tblPrEx>
         <w:trPr>
           <w:trHeight w:val="270" w:hRule="atLeast"/>
+          <w:cantSplit/>
         </w:trPr>
         <w:tc>
           <w:tcPr>
@@ -623,14 +644,21 @@
           </w:tcPr>
           <w:p>
             <w:pPr>
+              <w:spacing w:before="80" w:after="80"/>
               <w:jc w:val="center"/>
             </w:pPr>
-            <w:r/>
             <w:r>
               <w:rPr>
                 <w:rFonts w:ascii="Times New Roman" w:hAnsi="Times New Roman"/>
                 <w:b/>
-                <w:sz w:val="24"/>
+                <w:sz w:val="22"/>
+              </w:rPr>
+            </w:r>
+            <w:r>
+              <w:rPr>
+                <w:rFonts w:ascii="Times New Roman" w:hAnsi="Times New Roman"/>
+                <w:b/>
+                <w:sz w:val="22"/>
               </w:rPr>
               <w:t>Aim</w:t>
             </w:r>
@@ -656,6 +684,7 @@
         </w:tblPrEx>
         <w:trPr>
           <w:trHeight w:val="611" w:hRule="atLeast"/>
+          <w:cantSplit/>
         </w:trPr>
         <w:tc>
           <w:tcPr>
@@ -663,13 +692,19 @@
           </w:tcPr>
           <w:p>
             <w:pPr>
-              <w:jc w:val="both"/>
+              <w:spacing w:before="80" w:after="80" w:line="276" w:lineRule="auto"/>
+              <w:jc w:val="left"/>
             </w:pPr>
-            <w:r/>
             <w:r>
               <w:rPr>
                 <w:rFonts w:ascii="Times New Roman" w:hAnsi="Times New Roman"/>
-                <w:sz w:val="22"/>
+                <w:sz w:val="21"/>
+              </w:rPr>
+            </w:r>
+            <w:r>
+              <w:rPr>
+                <w:rFonts w:ascii="Times New Roman" w:hAnsi="Times New Roman"/>
+                <w:sz w:val="21"/>
               </w:rPr>
               <w:t>To connect a MongoDB database to an Express server and enforce data validation through Mongoose schema, replacing in-memory array storage with database persistence.</w:t>
             </w:r>
@@ -702,20 +737,29 @@
           </w:tcPr>
           <w:p>
             <w:pPr>
+              <w:spacing w:before="80" w:after="80"/>
               <w:jc w:val="center"/>
             </w:pPr>
-            <w:r/>
             <w:r>
               <w:rPr>
                 <w:rFonts w:ascii="Times New Roman" w:hAnsi="Times New Roman"/>
                 <w:b/>
-                <w:sz w:val="24"/>
+                <w:sz w:val="22"/>
+              </w:rPr>
+            </w:r>
+            <w:r>
+              <w:rPr>
+                <w:rFonts w:ascii="Times New Roman" w:hAnsi="Times New Roman"/>
+                <w:b/>
+                <w:sz w:val="22"/>
               </w:rPr>
               <w:t>Code</w:t>
             </w:r>
           </w:p>
           <w:p>
             <w:pPr>
+              <w:keepNext/>
+              <w:spacing w:before="160" w:after="40"/>
               <w:jc w:val="left"/>
             </w:pPr>
             <w:r>
@@ -729,12 +773,13 @@
           </w:p>
           <w:p>
             <w:pPr>
+              <w:spacing w:before="0" w:after="40" w:line="252" w:lineRule="auto"/>
               <w:jc w:val="left"/>
             </w:pPr>
             <w:r>
               <w:rPr>
                 <w:rFonts w:ascii="Consolas" w:hAnsi="Consolas"/>
-                <w:sz w:val="17"/>
+                <w:sz w:val="19"/>
               </w:rPr>
               <w:t>const mongoose = require('mongoose');</w:t>
               <w:br/>
@@ -831,6 +876,8 @@
           </w:p>
           <w:p>
             <w:pPr>
+              <w:keepNext/>
+              <w:spacing w:before="160" w:after="40"/>
               <w:jc w:val="left"/>
             </w:pPr>
             <w:r>
@@ -844,12 +891,13 @@
           </w:p>
           <w:p>
             <w:pPr>
+              <w:spacing w:before="0" w:after="40" w:line="252" w:lineRule="auto"/>
               <w:jc w:val="left"/>
             </w:pPr>
             <w:r>
               <w:rPr>
                 <w:rFonts w:ascii="Consolas" w:hAnsi="Consolas"/>
-                <w:sz w:val="17"/>
+                <w:sz w:val="19"/>
               </w:rPr>
               <w:t>/**</w:t>
               <w:br/>
@@ -1429,6 +1477,8 @@
           </w:p>
           <w:p>
             <w:pPr>
+              <w:keepNext/>
+              <w:spacing w:before="160" w:after="40"/>
               <w:jc w:val="left"/>
             </w:pPr>
             <w:r>
@@ -1442,12 +1492,13 @@
           </w:p>
           <w:p>
             <w:pPr>
+              <w:spacing w:before="0" w:after="40" w:line="252" w:lineRule="auto"/>
               <w:jc w:val="left"/>
             </w:pPr>
             <w:r>
               <w:rPr>
                 <w:rFonts w:ascii="Consolas" w:hAnsi="Consolas"/>
-                <w:sz w:val="17"/>
+                <w:sz w:val="19"/>
               </w:rPr>
               <w:t>require('dotenv').config();</w:t>
               <w:br/>
@@ -1856,6 +1907,8 @@
           </w:p>
           <w:p>
             <w:pPr>
+              <w:keepNext/>
+              <w:spacing w:before="160" w:after="40"/>
               <w:jc w:val="left"/>
             </w:pPr>
             <w:r>
@@ -1869,12 +1922,13 @@
           </w:p>
           <w:p>
             <w:pPr>
+              <w:spacing w:before="0" w:after="40" w:line="252" w:lineRule="auto"/>
               <w:jc w:val="left"/>
             </w:pPr>
             <w:r>
               <w:rPr>
                 <w:rFonts w:ascii="Consolas" w:hAnsi="Consolas"/>
-                <w:sz w:val="17"/>
+                <w:sz w:val="19"/>
               </w:rPr>
               <w:t>PORT=5000</w:t>
               <w:br/>
@@ -1903,6 +1957,7 @@
         </w:tblPrEx>
         <w:trPr>
           <w:trHeight w:val="92" w:hRule="atLeast"/>
+          <w:cantSplit/>
         </w:trPr>
         <w:tc>
           <w:tcPr>
@@ -1911,10 +1966,26 @@
           </w:tcPr>
           <w:p>
             <w:pPr>
+              <w:spacing w:before="80" w:after="80"/>
               <w:jc w:val="left"/>
             </w:pPr>
-            <w:r>
-              <w:t>GitHub Link Repository Link: https://github.com/24CS047Manav/Awdf_Practica_5</w:t>
+            <w:r/>
+            <w:r>
+              <w:rPr>
+                <w:rFonts w:ascii="Times New Roman" w:hAnsi="Times New Roman"/>
+                <w:b/>
+                <w:sz w:val="21"/>
+              </w:rPr>
+              <w:t xml:space="preserve">GitHub Repository Link: </w:t>
+            </w:r>
+            <w:r>
+              <w:rPr>
+                <w:rFonts w:ascii="Times New Roman" w:hAnsi="Times New Roman"/>
+                <w:color w:val="003399"/>
+                <w:sz w:val="21"/>
+                <w:u w:val="single"/>
+              </w:rPr>
+              <w:t>https://github.com/24CS047Manav/Awdf_Practica_5</w:t>
             </w:r>
           </w:p>
         </w:tc>
@@ -1938,6 +2009,7 @@
         </w:tblPrEx>
         <w:trPr>
           <w:trHeight w:val="73" w:hRule="atLeast"/>
+          <w:cantSplit/>
         </w:trPr>
         <w:tc>
           <w:tcPr>
@@ -1945,14 +2017,22 @@
           </w:tcPr>
           <w:p>
             <w:pPr>
+              <w:keepNext/>
+              <w:spacing w:before="80" w:after="80"/>
               <w:jc w:val="center"/>
             </w:pPr>
-            <w:r/>
             <w:r>
               <w:rPr>
                 <w:rFonts w:ascii="Times New Roman" w:hAnsi="Times New Roman"/>
                 <w:b/>
-                <w:sz w:val="24"/>
+                <w:sz w:val="22"/>
+              </w:rPr>
+            </w:r>
+            <w:r>
+              <w:rPr>
+                <w:rFonts w:ascii="Times New Roman" w:hAnsi="Times New Roman"/>
+                <w:b/>
+                <w:sz w:val="22"/>
               </w:rPr>
               <w:t>Output</w:t>
             </w:r>
@@ -1984,273 +2064,311 @@
             <w:tcW w:w="10530" w:type="dxa"/>
           </w:tcPr>
           <w:p>
+            <w:pPr>
+              <w:spacing w:before="0" w:after="0" w:line="40" w:lineRule="exact"/>
+            </w:pPr>
             <w:r/>
           </w:p>
           <w:p>
             <w:pPr>
-              <w:jc w:val="both"/>
+              <w:keepLines/>
+              <w:spacing w:line="276" w:lineRule="auto" w:before="120" w:after="120"/>
+              <w:jc w:val="left"/>
             </w:pPr>
+            <w:r/>
             <w:r>
               <w:rPr>
                 <w:rFonts w:ascii="Times New Roman" w:hAnsi="Times New Roman"/>
                 <w:b/>
                 <w:sz w:val="22"/>
               </w:rPr>
-              <w:br/>
               <w:t>1. MongoDB Connection &amp; ODM Integration (Step 2):</w:t>
               <w:br/>
             </w:r>
             <w:r>
               <w:rPr>
                 <w:rFonts w:ascii="Times New Roman" w:hAnsi="Times New Roman"/>
-                <w:sz w:val="22"/>
+                <w:b w:val="0"/>
+                <w:sz w:val="21"/>
               </w:rPr>
               <w:t>Successfully connected Express to the local MongoDB database engine at mongodb://127.0.0.1:27017/task_manager_db using Mongoose ODM and dotenv for environment variable abstraction.</w:t>
             </w:r>
           </w:p>
           <w:p>
             <w:pPr>
-              <w:jc w:val="both"/>
+              <w:keepLines/>
+              <w:spacing w:line="276" w:lineRule="auto" w:before="120" w:after="120"/>
+              <w:jc w:val="left"/>
             </w:pPr>
+            <w:r/>
             <w:r>
               <w:rPr>
                 <w:rFonts w:ascii="Times New Roman" w:hAnsi="Times New Roman"/>
                 <w:b/>
                 <w:sz w:val="22"/>
               </w:rPr>
-              <w:br/>
               <w:t>2. Mongoose Schema Definition &amp; Model Creation (Step 3):</w:t>
               <w:br/>
             </w:r>
             <w:r>
               <w:rPr>
                 <w:rFonts w:ascii="Times New Roman" w:hAnsi="Times New Roman"/>
-                <w:sz w:val="22"/>
+                <w:b w:val="0"/>
+                <w:sz w:val="21"/>
               </w:rPr>
               <w:t>Defined Task schema in models/Task.js enforcing four core fields: title (String, required), description (String), completed (Boolean, default: false), and createdAt (Date, default: Date.now).</w:t>
             </w:r>
           </w:p>
           <w:p>
             <w:pPr>
-              <w:jc w:val="both"/>
+              <w:keepLines/>
+              <w:spacing w:line="276" w:lineRule="auto" w:before="120" w:after="120"/>
+              <w:jc w:val="left"/>
             </w:pPr>
+            <w:r/>
             <w:r>
               <w:rPr>
                 <w:rFonts w:ascii="Times New Roman" w:hAnsi="Times New Roman"/>
                 <w:b/>
                 <w:sz w:val="22"/>
               </w:rPr>
-              <w:br/>
               <w:t>3. Supplementary Problem 1 - Priority Field Enum Validation:</w:t>
               <w:br/>
             </w:r>
             <w:r>
               <w:rPr>
                 <w:rFonts w:ascii="Times New Roman" w:hAnsi="Times New Roman"/>
-                <w:sz w:val="22"/>
+                <w:b w:val="0"/>
+                <w:sz w:val="21"/>
               </w:rPr>
               <w:t>Added priority field restricted strictly to an enum of ['low', 'medium', 'high'] with default 'medium'. Requests attempting invalid values (e.g. 'urgent') are rejected with structured 400 Validation Error.</w:t>
             </w:r>
           </w:p>
           <w:p>
             <w:pPr>
-              <w:jc w:val="both"/>
+              <w:keepLines/>
+              <w:spacing w:line="276" w:lineRule="auto" w:before="120" w:after="120"/>
+              <w:jc w:val="left"/>
             </w:pPr>
+            <w:r/>
             <w:r>
               <w:rPr>
                 <w:rFonts w:ascii="Times New Roman" w:hAnsi="Times New Roman"/>
                 <w:b/>
                 <w:sz w:val="22"/>
               </w:rPr>
-              <w:br/>
               <w:t>4. Supplementary Problem 2 - Pre-Save Title Trimming Hook:</w:t>
               <w:br/>
             </w:r>
             <w:r>
               <w:rPr>
                 <w:rFonts w:ascii="Times New Roman" w:hAnsi="Times New Roman"/>
-                <w:sz w:val="22"/>
+                <w:b w:val="0"/>
+                <w:sz w:val="21"/>
               </w:rPr>
               <w:t>Implemented a Mongoose pre-save middleware hook (taskSchema.pre('save')) that automatically sanitizes and trims leading/trailing whitespace from the title before persisting into MongoDB.</w:t>
             </w:r>
           </w:p>
           <w:p>
             <w:pPr>
-              <w:jc w:val="both"/>
+              <w:keepLines/>
+              <w:spacing w:line="276" w:lineRule="auto" w:before="120" w:after="120"/>
+              <w:jc w:val="left"/>
             </w:pPr>
+            <w:r/>
             <w:r>
               <w:rPr>
                 <w:rFonts w:ascii="Times New Roman" w:hAnsi="Times New Roman"/>
                 <w:b/>
                 <w:sz w:val="22"/>
               </w:rPr>
-              <w:br/>
               <w:t>5. Create Document (POST /tasks - 201 Created):</w:t>
               <w:br/>
             </w:r>
             <w:r>
               <w:rPr>
                 <w:rFonts w:ascii="Times New Roman" w:hAnsi="Times New Roman"/>
-                <w:sz w:val="22"/>
+                <w:b w:val="0"/>
+                <w:sz w:val="21"/>
               </w:rPr>
               <w:t>Creates and saves document in MongoDB collection tasks with auto-generated _id and default timestamps.</w:t>
             </w:r>
           </w:p>
           <w:p>
             <w:pPr>
-              <w:jc w:val="both"/>
+              <w:keepLines/>
+              <w:spacing w:line="276" w:lineRule="auto" w:before="120" w:after="120"/>
+              <w:jc w:val="left"/>
             </w:pPr>
+            <w:r/>
             <w:r>
               <w:rPr>
                 <w:rFonts w:ascii="Times New Roman" w:hAnsi="Times New Roman"/>
                 <w:b/>
                 <w:sz w:val="22"/>
               </w:rPr>
-              <w:br/>
               <w:t>6. Read Documents (GET /tasks - 200 OK):</w:t>
               <w:br/>
             </w:r>
             <w:r>
               <w:rPr>
                 <w:rFonts w:ascii="Times New Roman" w:hAnsi="Times New Roman"/>
-                <w:sz w:val="22"/>
+                <w:b w:val="0"/>
+                <w:sz w:val="21"/>
               </w:rPr>
               <w:t>Queries all documents from MongoDB using Task.find() with sorting and optional filtering by status and priority.</w:t>
             </w:r>
           </w:p>
           <w:p>
             <w:pPr>
-              <w:jc w:val="both"/>
+              <w:keepLines/>
+              <w:spacing w:line="276" w:lineRule="auto" w:before="120" w:after="120"/>
+              <w:jc w:val="left"/>
             </w:pPr>
+            <w:r/>
             <w:r>
               <w:rPr>
                 <w:rFonts w:ascii="Times New Roman" w:hAnsi="Times New Roman"/>
                 <w:b/>
                 <w:sz w:val="22"/>
               </w:rPr>
-              <w:br/>
               <w:t>7. Read Single Document (GET /tasks/:id - 200 OK / 404 Not Found):</w:t>
               <w:br/>
             </w:r>
             <w:r>
               <w:rPr>
                 <w:rFonts w:ascii="Times New Roman" w:hAnsi="Times New Roman"/>
-                <w:sz w:val="22"/>
+                <w:b w:val="0"/>
+                <w:sz w:val="21"/>
               </w:rPr>
               <w:t>Supplementary Problem 3: Validates 24-character hex ObjectId and returns 200 OK if found, or clean 404 Not Found JSON if the document does not exist.</w:t>
             </w:r>
           </w:p>
           <w:p>
             <w:pPr>
-              <w:jc w:val="both"/>
+              <w:keepLines/>
+              <w:spacing w:line="276" w:lineRule="auto" w:before="120" w:after="120"/>
+              <w:jc w:val="left"/>
             </w:pPr>
+            <w:r/>
             <w:r>
               <w:rPr>
                 <w:rFonts w:ascii="Times New Roman" w:hAnsi="Times New Roman"/>
                 <w:b/>
                 <w:sz w:val="22"/>
               </w:rPr>
-              <w:br/>
               <w:t>8. Update Document (PUT /tasks/:id - 200 OK):</w:t>
               <w:br/>
             </w:r>
             <w:r>
               <w:rPr>
                 <w:rFonts w:ascii="Times New Roman" w:hAnsi="Times New Roman"/>
-                <w:sz w:val="22"/>
+                <w:b w:val="0"/>
+                <w:sz w:val="21"/>
               </w:rPr>
               <w:t>Updates existing document in MongoDB using Task.findByIdAndUpdate() with runValidators: true to ensure validation rules apply to updates.</w:t>
             </w:r>
           </w:p>
           <w:p>
             <w:pPr>
-              <w:jc w:val="both"/>
+              <w:keepLines/>
+              <w:spacing w:line="276" w:lineRule="auto" w:before="120" w:after="120"/>
+              <w:jc w:val="left"/>
             </w:pPr>
+            <w:r/>
             <w:r>
               <w:rPr>
                 <w:rFonts w:ascii="Times New Roman" w:hAnsi="Times New Roman"/>
                 <w:b/>
                 <w:sz w:val="22"/>
               </w:rPr>
-              <w:br/>
               <w:t>9. Delete Document (DELETE /tasks/:id - 200 OK):</w:t>
               <w:br/>
             </w:r>
             <w:r>
               <w:rPr>
                 <w:rFonts w:ascii="Times New Roman" w:hAnsi="Times New Roman"/>
-                <w:sz w:val="22"/>
+                <w:b w:val="0"/>
+                <w:sz w:val="21"/>
               </w:rPr>
               <w:t>Removes document from MongoDB using Task.findByIdAndDelete() and returns the deleted entity.</w:t>
             </w:r>
           </w:p>
           <w:p>
             <w:pPr>
-              <w:jc w:val="both"/>
+              <w:keepLines/>
+              <w:spacing w:line="276" w:lineRule="auto" w:before="120" w:after="120"/>
+              <w:jc w:val="left"/>
             </w:pPr>
+            <w:r/>
             <w:r>
               <w:rPr>
                 <w:rFonts w:ascii="Times New Roman" w:hAnsi="Times New Roman"/>
                 <w:b/>
                 <w:sz w:val="22"/>
               </w:rPr>
-              <w:br/>
               <w:t>10. Structured Mongoose Validation Error Responses (Step 5):</w:t>
               <w:br/>
             </w:r>
             <w:r>
               <w:rPr>
                 <w:rFonts w:ascii="Times New Roman" w:hAnsi="Times New Roman"/>
-                <w:sz w:val="22"/>
+                <w:b w:val="0"/>
+                <w:sz w:val="21"/>
               </w:rPr>
               <w:t>Centralized error handler intercepts Mongoose ValidationError and CastError objects, returning clean, readable JSON error summaries instead of unformatted raw stack traces.</w:t>
             </w:r>
           </w:p>
           <w:p>
             <w:pPr>
-              <w:jc w:val="both"/>
+              <w:keepLines/>
+              <w:spacing w:line="276" w:lineRule="auto" w:before="120" w:after="120"/>
+              <w:jc w:val="left"/>
             </w:pPr>
+            <w:r/>
             <w:r>
               <w:rPr>
                 <w:rFonts w:ascii="Times New Roman" w:hAnsi="Times New Roman"/>
                 <w:b/>
                 <w:sz w:val="22"/>
               </w:rPr>
-              <w:br/>
               <w:t>11. Automated Verification &amp; Test Results (100% Pass Rate):</w:t>
               <w:br/>
             </w:r>
             <w:r>
               <w:rPr>
                 <w:rFonts w:ascii="Times New Roman" w:hAnsi="Times New Roman"/>
-                <w:sz w:val="22"/>
+                <w:b w:val="0"/>
+                <w:sz w:val="21"/>
               </w:rPr>
               <w:t>Executed test suite covering all 14 test scenarios with 100% pass rate validating real MongoDB persistence, pre-save hooks, enum constraints, and status codes.</w:t>
             </w:r>
           </w:p>
           <w:p>
             <w:pPr>
+              <w:keepNext/>
+              <w:spacing w:before="160" w:after="40"/>
               <w:jc w:val="left"/>
             </w:pPr>
+            <w:r/>
             <w:r>
               <w:rPr>
                 <w:rFonts w:ascii="Times New Roman" w:hAnsi="Times New Roman"/>
                 <w:b/>
                 <w:sz w:val="22"/>
               </w:rPr>
-              <w:br/>
               <w:t>Test Suite Execution Output Log:</w:t>
-              <w:br/>
             </w:r>
           </w:p>
           <w:p>
             <w:pPr>
+              <w:spacing w:before="0" w:after="30" w:line="240" w:lineRule="auto"/>
               <w:jc w:val="left"/>
             </w:pPr>
             <w:r>
               <w:rPr>
                 <w:rFonts w:ascii="Consolas" w:hAnsi="Consolas"/>
-                <w:sz w:val="17"/>
+                <w:sz w:val="18"/>
               </w:rPr>
               <w:t>===============================================================</w:t>
               <w:br/>
@@ -2434,50 +2552,55 @@
     </w:pPr>
     <w:r>
       <w:rPr>
-        <w:rFonts w:ascii="Cambria" w:hAnsi="Cambria" w:eastAsia="Cambria" w:cs="Cambria"/>
+        <w:rFonts w:ascii="Times New Roman" w:hAnsi="Times New Roman" w:eastAsia="Cambria" w:cs="Cambria"/>
       </w:rPr>
       <w:t>Department of Computer Science and Engineering, CSPIT</w:t>
     </w:r>
     <w:r>
       <w:rPr>
-        <w:rFonts w:ascii="Cambria" w:hAnsi="Cambria" w:eastAsia="Cambria" w:cs="Cambria"/>
+        <w:rFonts w:ascii="Times New Roman" w:hAnsi="Times New Roman" w:eastAsia="Cambria" w:cs="Cambria"/>
         <w:color w:val="000000"/>
       </w:rPr>
       <w:tab/>
     </w:r>
     <w:r>
       <w:rPr>
-        <w:rFonts w:ascii="Cambria" w:hAnsi="Cambria" w:eastAsia="Cambria" w:cs="Cambria"/>
+        <w:rFonts w:ascii="Times New Roman" w:hAnsi="Times New Roman" w:eastAsia="Cambria" w:cs="Cambria"/>
         <w:color w:val="000000"/>
       </w:rPr>
       <w:t xml:space="preserve">Page </w:t>
     </w:r>
     <w:r>
       <w:rPr>
+        <w:rFonts w:ascii="Times New Roman" w:hAnsi="Times New Roman"/>
         <w:color w:val="000000"/>
       </w:rPr>
       <w:fldChar w:fldCharType="begin"/>
     </w:r>
     <w:r>
       <w:rPr>
+        <w:rFonts w:ascii="Times New Roman" w:hAnsi="Times New Roman"/>
         <w:color w:val="000000"/>
       </w:rPr>
       <w:instrText xml:space="preserve">PAGE</w:instrText>
     </w:r>
     <w:r>
       <w:rPr>
+        <w:rFonts w:ascii="Times New Roman" w:hAnsi="Times New Roman"/>
         <w:color w:val="000000"/>
       </w:rPr>
       <w:fldChar w:fldCharType="separate"/>
     </w:r>
     <w:r>
       <w:rPr>
+        <w:rFonts w:ascii="Times New Roman" w:hAnsi="Times New Roman"/>
         <w:color w:val="000000"/>
       </w:rPr>
       <w:t>1</w:t>
     </w:r>
     <w:r>
       <w:rPr>
+        <w:rFonts w:ascii="Times New Roman" w:hAnsi="Times New Roman"/>
         <w:color w:val="000000"/>
       </w:rPr>
       <w:fldChar w:fldCharType="end"/>
@@ -2603,7 +2726,7 @@
     </w:pPr>
     <w:r>
       <w:rPr>
-        <w:rFonts w:ascii="Cambria" w:hAnsi="Cambria" w:eastAsia="Cambria" w:cs="Cambria"/>
+        <w:rFonts w:ascii="Times New Roman" w:hAnsi="Times New Roman" w:eastAsia="Cambria" w:cs="Cambria"/>
         <w:b/>
         <w:sz w:val="18"/>
         <w:szCs w:val="18"/>
@@ -2615,7 +2738,7 @@
     </w:r>
     <w:r>
       <w:rPr>
-        <w:rFonts w:ascii="Cambria" w:hAnsi="Cambria" w:eastAsia="Cambria" w:cs="Cambria"/>
+        <w:rFonts w:ascii="Times New Roman" w:hAnsi="Times New Roman" w:eastAsia="Cambria" w:cs="Cambria"/>
         <w:b/>
         <w:color w:val="000000"/>
         <w:sz w:val="18"/>
@@ -2632,34 +2755,34 @@
     </w:r>
     <w:r>
       <w:rPr>
-        <w:rFonts w:ascii="Cambria" w:hAnsi="Cambria" w:eastAsia="Cambria" w:cs="Cambria"/>
+        <w:rFonts w:ascii="Times New Roman" w:hAnsi="Times New Roman" w:eastAsia="Cambria" w:cs="Cambria"/>
         <w:b/>
         <w:color w:val="000000"/>
       </w:rPr>
     </w:r>
     <w:r>
       <w:rPr>
-        <w:rFonts w:ascii="Cambria" w:hAnsi="Cambria" w:eastAsia="Cambria" w:cs="Cambria"/>
+        <w:rFonts w:ascii="Times New Roman" w:hAnsi="Times New Roman" w:eastAsia="Cambria" w:cs="Cambria"/>
         <w:b/>
         <w:color w:val="000000"/>
       </w:rPr>
     </w:r>
     <w:r>
       <w:rPr>
-        <w:rFonts w:ascii="Cambria" w:hAnsi="Cambria" w:eastAsia="Cambria" w:cs="Cambria"/>
+        <w:rFonts w:ascii="Times New Roman" w:hAnsi="Times New Roman" w:eastAsia="Cambria" w:cs="Cambria"/>
         <w:b/>
         <w:color w:val="000000"/>
       </w:rPr>
     </w:r>
     <w:r>
       <w:rPr>
-        <w:rFonts w:ascii="Cambria" w:hAnsi="Cambria" w:eastAsia="Cambria" w:cs="Cambria"/>
+        <w:rFonts w:ascii="Times New Roman" w:hAnsi="Times New Roman" w:eastAsia="Cambria" w:cs="Cambria"/>
         <w:b/>
       </w:rPr>
     </w:r>
     <w:r>
       <w:rPr>
-        <w:rFonts w:hint="default" w:ascii="Cambria" w:hAnsi="Cambria" w:eastAsia="Cambria" w:cs="Cambria"/>
+        <w:rFonts w:hint="default" w:ascii="Times New Roman" w:hAnsi="Times New Roman" w:eastAsia="Cambria" w:cs="Cambria"/>
         <w:b/>
         <w:lang w:val="en-IN"/>
       </w:rPr>
